--- a/docs/KOI_Troubleshooting_Guide_v1.0.docx
+++ b/docs/KOI_Troubleshooting_Guide_v1.0.docx
@@ -788,7 +788,7 @@
           <w:sz w:val="18"/>
           <w:szCs w:val="18"/>
         </w:rPr>
-        <w:t xml:space="preserve">XSIAM Job  -&gt;  Koi Unified - Script Runner  -&gt;  core-script-run</w:t>
+        <w:t xml:space="preserve">XSIAM Job  -&gt;  KOI Script Runner - Scan Job  -&gt;  core-script-run</w:t>
       </w:r>
     </w:p>
     <w:p>
